--- a/sempro/2. Sempro- Approval-S2.docx
+++ b/sempro/2. Sempro- Approval-S2.docx
@@ -688,21 +688,31 @@
               <w:rPr>
                 <w:rFonts w:ascii="Arial" w:hAnsi="Arial" w:cs="Arial"/>
               </w:rPr>
-              <w:t xml:space="preserve">Dr. </w:t>
-            </w:r>
-            <w:proofErr w:type="spellStart"/>
-            <w:r>
-              <w:rPr>
-                <w:rFonts w:ascii="Arial" w:hAnsi="Arial" w:cs="Arial"/>
-              </w:rPr>
-              <w:t>Fachrul</w:t>
-            </w:r>
-            <w:proofErr w:type="spellEnd"/>
-            <w:r>
-              <w:rPr>
-                <w:rFonts w:ascii="Arial" w:hAnsi="Arial" w:cs="Arial"/>
-              </w:rPr>
-              <w:t xml:space="preserve"> Kurniawan, M.MT., IPM</w:t>
+              <w:t xml:space="preserve">Dr. Fachrul Kurniawan, </w:t>
+            </w:r>
+            <w:r>
+              <w:rPr>
+                <w:rFonts w:ascii="Arial" w:hAnsi="Arial" w:cs="Arial"/>
+              </w:rPr>
+              <w:t xml:space="preserve">S.T., </w:t>
+            </w:r>
+            <w:r>
+              <w:rPr>
+                <w:rFonts w:ascii="Arial" w:hAnsi="Arial" w:cs="Arial"/>
+              </w:rPr>
+              <w:t>M.M</w:t>
+            </w:r>
+            <w:r>
+              <w:rPr>
+                <w:rFonts w:ascii="Arial" w:hAnsi="Arial" w:cs="Arial"/>
+              </w:rPr>
+              <w:t>T</w:t>
+            </w:r>
+            <w:r>
+              <w:rPr>
+                <w:rFonts w:ascii="Arial" w:hAnsi="Arial" w:cs="Arial"/>
+              </w:rPr>
+              <w:t>., IPU</w:t>
             </w:r>
             <w:r>
               <w:rPr>
@@ -1271,7 +1281,6 @@
       </w:rPr>
       <w:t xml:space="preserve"> </w:t>
     </w:r>
-    <w:proofErr w:type="spellStart"/>
     <w:r>
       <w:rPr>
         <w:rFonts w:ascii="Arial" w:hAnsi="Arial" w:cs="Arial"/>
@@ -1280,7 +1289,6 @@
       </w:rPr>
       <w:t>Gajayana</w:t>
     </w:r>
-    <w:proofErr w:type="spellEnd"/>
     <w:r>
       <w:rPr>
         <w:rFonts w:ascii="Arial" w:hAnsi="Arial" w:cs="Arial"/>
@@ -1325,7 +1333,6 @@
       </w:rPr>
       <w:t xml:space="preserve"> </w:t>
     </w:r>
-    <w:proofErr w:type="gramStart"/>
     <w:r>
       <w:rPr>
         <w:rFonts w:ascii="Arial" w:hAnsi="Arial" w:cs="Arial"/>
@@ -1351,7 +1358,6 @@
       </w:rPr>
       <w:t>65144</w:t>
     </w:r>
-    <w:proofErr w:type="gramEnd"/>
     <w:r>
       <w:rPr>
         <w:rFonts w:ascii="Arial" w:hAnsi="Arial" w:cs="Arial"/>
@@ -1361,23 +1367,13 @@
       </w:rPr>
       <w:t xml:space="preserve"> </w:t>
     </w:r>
-    <w:proofErr w:type="spellStart"/>
-    <w:r>
-      <w:rPr>
-        <w:rFonts w:ascii="Arial" w:hAnsi="Arial" w:cs="Arial"/>
-        <w:b/>
-        <w:sz w:val="20"/>
-      </w:rPr>
-      <w:t>Telepon</w:t>
-    </w:r>
-    <w:proofErr w:type="spellEnd"/>
-    <w:r>
-      <w:rPr>
-        <w:rFonts w:ascii="Arial" w:hAnsi="Arial" w:cs="Arial"/>
-        <w:b/>
-        <w:sz w:val="20"/>
-      </w:rPr>
-      <w:t>/</w:t>
+    <w:r>
+      <w:rPr>
+        <w:rFonts w:ascii="Arial" w:hAnsi="Arial" w:cs="Arial"/>
+        <w:b/>
+        <w:sz w:val="20"/>
+      </w:rPr>
+      <w:t>Telepon/</w:t>
     </w:r>
     <w:r>
       <w:rPr>
@@ -1388,7 +1384,6 @@
       </w:rPr>
       <w:t xml:space="preserve"> </w:t>
     </w:r>
-    <w:proofErr w:type="spellStart"/>
     <w:r>
       <w:rPr>
         <w:rFonts w:ascii="Arial" w:hAnsi="Arial" w:cs="Arial"/>
@@ -1398,7 +1393,6 @@
       </w:rPr>
       <w:t>Faksimile</w:t>
     </w:r>
-    <w:proofErr w:type="spellEnd"/>
     <w:r>
       <w:rPr>
         <w:rFonts w:ascii="Arial" w:hAnsi="Arial" w:cs="Arial"/>
